--- a/outputs/mock_paper_01.docx
+++ b/outputs/mock_paper_01.docx
@@ -2868,7 +2868,7 @@
           <w:color w:val="1C1C1C"/>
           <w:sz w:val="19"/>
         </w:rPr>
-        <w:t xml:space="preserve">This examination paper consists of 5 printed pages</w:t>
+        <w:t xml:space="preserve">This examination paper consists of 4 printed pages</w:t>
       </w:r>
     </w:p>
     <w:p>
@@ -3288,7 +3288,7 @@
           <w:color w:val="2F3331"/>
           <w:w w:val="105"/>
         </w:rPr>
-        <w:t xml:space="preserve">Based on the given scenario:</w:t>
+        <w:t xml:space="preserve">Assume a computer system with the accounts: Ali, Yati, Umi, Root. Ali can read, write X-1; Yati can read X-1; Umi can execute REPORT; Root can read, write, execute DATA.</w:t>
       </w:r>
     </w:p>
     <w:p>
@@ -3381,7 +3381,7 @@
           <w:color w:val="1F2121"/>
           <w:w w:val="105"/>
         </w:rPr>
-        <w:t xml:space="preserve">Assume a computer system with the accounts: Ali, Yati, Umi, Root. Based on the scenario above, write the access control matrix (ACM), the access control lists (ACL) and the capability lists (CL), and draw the diagram.</w:t>
+        <w:t xml:space="preserve">Based on the scenario above, write the access control matrix (ACM), the access control lists (ACL) and the capability lists (CL), and draw the diagram.</w:t>
       </w:r>
     </w:p>
     <w:p>
@@ -3408,55 +3408,6 @@
           <w:szCs w:val="27"/>
         </w:rPr>
       </w:pPr>
-    </w:p>
-    <w:p>
-      <w:pPr>
-        <w:pStyle w:val="BodyText"/>
-        <w:spacing w:before="65"/>
-        <w:ind w:right="114"/>
-        <w:jc w:val="center"/>
-      </w:pPr>
-      <w:r>
-        <w:rPr>
-          <w:color w:val="1F2121"/>
-          <w:w w:val="105"/>
-        </w:rPr>
-        <w:t xml:space="preserve"/>
-      </w:r>
-      <w:r>
-        <w:drawing>
-          <wp:inline xmlns:a="http://schemas.openxmlformats.org/drawingml/2006/main" xmlns:pic="http://schemas.openxmlformats.org/drawingml/2006/picture">
-            <wp:extent cx="3960000" cy="2750000"/>
-            <wp:docPr id="3" name="Picture 3"/>
-            <wp:cNvGraphicFramePr>
-              <a:graphicFrameLocks noChangeAspect="1"/>
-            </wp:cNvGraphicFramePr>
-            <a:graphic>
-              <a:graphicData uri="http://schemas.openxmlformats.org/drawingml/2006/picture">
-                <pic:pic>
-                  <pic:nvPicPr>
-                    <pic:cNvPr id="0" name="acm_diagram.png"/>
-                    <pic:cNvPicPr/>
-                  </pic:nvPicPr>
-                  <pic:blipFill>
-                    <a:blip r:embed="rId15"/>
-                    <a:stretch>
-                      <a:fillRect/>
-                    </a:stretch>
-                  </pic:blipFill>
-                  <pic:spPr>
-                    <a:xfrm>
-                      <a:off x="0" y="0"/>
-                      <a:ext cx="3960000" cy="2750000"/>
-                    </a:xfrm>
-                    <a:prstGeom prst="rect"/>
-                  </pic:spPr>
-                </pic:pic>
-              </a:graphicData>
-            </a:graphic>
-          </wp:inline>
-        </w:drawing>
-      </w:r>
     </w:p>
     <w:p>
       <w:pPr>
@@ -3746,7 +3697,9 @@
           <w:color w:val="1F2121"/>
           <w:w w:val="105"/>
         </w:rPr>
-        <w:t xml:space="preserve">[THEORY SLOT - authentication/biometrics, 6 marks, define/explain]</w:t>
+        <w:t xml:space="preserve">Decrypt the following ciphertext using columnar transposition with a 3 x 4 grid (3 rows, 4 columns).</w:t>
+        <w:br/>
+        <w:t xml:space="preserve">LNIOATGUXIDX</w:t>
       </w:r>
     </w:p>
     <w:p>
@@ -4922,54 +4875,6 @@
         </w:rPr>
         <w:t>PAPER</w:t>
       </w:r>
-    </w:p>
-    <w:p>
-      <w:pPr>
-        <w:rPr>
-          <w:rFonts w:ascii="Arial" w:eastAsia="Arial" w:hAnsi="Arial" w:cs="Arial"/>
-          <w:sz w:val="20"/>
-          <w:szCs w:val="20"/>
-        </w:rPr>
-      </w:pPr>
-    </w:p>
-    <w:p>
-      <w:pPr>
-        <w:rPr>
-          <w:rFonts w:ascii="Arial" w:eastAsia="Arial" w:hAnsi="Arial" w:cs="Arial"/>
-          <w:sz w:val="20"/>
-          <w:szCs w:val="20"/>
-        </w:rPr>
-      </w:pPr>
-    </w:p>
-    <w:p>
-      <w:pPr>
-        <w:rPr>
-          <w:rFonts w:ascii="Arial" w:eastAsia="Arial" w:hAnsi="Arial" w:cs="Arial"/>
-          <w:sz w:val="20"/>
-          <w:szCs w:val="20"/>
-        </w:rPr>
-      </w:pPr>
-    </w:p>
-    <w:p>
-      <w:pPr>
-        <w:spacing w:before="10"/>
-        <w:rPr>
-          <w:rFonts w:ascii="Arial" w:eastAsia="Arial" w:hAnsi="Arial" w:cs="Arial"/>
-          <w:sz w:val="16"/>
-          <w:szCs w:val="16"/>
-        </w:rPr>
-      </w:pPr>
-    </w:p>
-    <w:p>
-      <w:pPr>
-        <w:spacing w:line="130" w:lineRule="atLeast"/>
-        <w:ind w:left="4192"/>
-        <w:rPr>
-          <w:rFonts w:ascii="Arial" w:eastAsia="Arial" w:hAnsi="Arial" w:cs="Arial"/>
-          <w:sz w:val="13"/>
-          <w:szCs w:val="13"/>
-        </w:rPr>
-      </w:pPr>
     </w:p>
     <w:sectPr>
       <w:headerReference w:type="default" r:id="rId9"/>

--- a/outputs/mock_paper_01.docx
+++ b/outputs/mock_paper_01.docx
@@ -2868,7 +2868,7 @@
           <w:color w:val="1C1C1C"/>
           <w:sz w:val="19"/>
         </w:rPr>
-        <w:t xml:space="preserve">This examination paper consists of 4 printed pages</w:t>
+        <w:t xml:space="preserve">This examination paper consists of 5 printed pages</w:t>
       </w:r>
     </w:p>
     <w:p>
@@ -3167,7 +3167,7 @@
           <w:color w:val="2F3331"/>
           <w:w w:val="105"/>
         </w:rPr>
-        <w:t xml:space="preserve">Using Caesar Cipher technique, decrypt the following ciphertext.</w:t>
+        <w:t xml:space="preserve">Using Caesar Cipher technique, decrypt the following ciphertext with a shift of 7 (replace each letter with the one 7 positions to the left).</w:t>
         <w:br/>
         <w:t xml:space="preserve">KLCPJLYLABYULKHUKDPWLKVUL</w:t>
       </w:r>
@@ -3223,7 +3223,7 @@
           <w:color w:val="1F2121"/>
           <w:w w:val="105"/>
         </w:rPr>
-        <w:t xml:space="preserve">Encrypt the message below using Playfair encryption with the key REDFOX.</w:t>
+        <w:t xml:space="preserve">Encrypt the message below using Playfair encryption with the key REDFOX. Use a 5 x 5 grid, merge I and J, and use X as the filler between repeated letters and at the end if needed.</w:t>
         <w:br/>
         <w:t xml:space="preserve">REVIEW ACCESS PERMISSIONS</w:t>
       </w:r>
@@ -3483,7 +3483,7 @@
           <w:color w:val="2F3331"/>
           <w:w w:val="105"/>
         </w:rPr>
-        <w:t xml:space="preserve">Using Caesar Cipher technique, decrypt the following ciphertext.</w:t>
+        <w:t xml:space="preserve">Using Caesar Cipher technique, decrypt the following ciphertext with a shift of 7 (replace each letter with the one 7 positions to the left).</w:t>
         <w:br/>
         <w:t xml:space="preserve">AYHPULTWSVFLLZVUZLJBYPAF</w:t>
       </w:r>
@@ -3539,7 +3539,7 @@
           <w:color w:val="1F2121"/>
           <w:w w:val="105"/>
         </w:rPr>
-        <w:t xml:space="preserve">Encrypt the message below using Playfair encryption with the key REDFOX.</w:t>
+        <w:t xml:space="preserve">Encrypt the message below using Playfair encryption with the key REDFOX. Use a 5 x 5 grid, merge I and J, and use X as the filler between repeated letters and at the end if needed.</w:t>
         <w:br/>
         <w:t xml:space="preserve">CONTAINER SECURITY CHECKS</w:t>
       </w:r>
@@ -3697,7 +3697,7 @@
           <w:color w:val="1F2121"/>
           <w:w w:val="105"/>
         </w:rPr>
-        <w:t xml:space="preserve">Decrypt the following ciphertext using columnar transposition with a 3 x 4 grid (3 rows, 4 columns).</w:t>
+        <w:t xml:space="preserve">Decrypt the following ciphertext using columnar transposition with a 3 x 4 matrix (3 rows, 4 columns). Put the ciphertext into the columns, read the plaintext out of the rows, and ignore the filler X at the end. The key is the column size, 4.</w:t>
         <w:br/>
         <w:t xml:space="preserve">LNIOATGUXIDX</w:t>
       </w:r>
